--- a/templates/H. ΑΠΟΦΑΣΗ_ΧΟΡΗΓΗΣΗΣ_ΑΝΑΡΡΩΤΙΚΗΣ_ΑΔΕΙΑΣ_ΜΟΝΙΜΩΝ_ΝΟΣΟΚΟΜΕΙΟ.docx
+++ b/templates/H. ΑΠΟΦΑΣΗ_ΧΟΡΗΓΗΣΗΣ_ΑΝΑΡΡΩΤΙΚΗΣ_ΑΔΕΙΑΣ_ΜΟΝΙΜΩΝ_ΝΟΣΟΚΟΜΕΙΟ.docx
@@ -1254,6 +1254,422 @@
           <w:szCs w:val="22"/>
         </w:rPr>
       </w:pPr>
+      <w:r>
+        <w:rPr>
+          <w:rFonts w:asciiTheme="minorHAnsi" w:hAnsiTheme="minorHAnsi"/>
+          <w:sz w:val="22"/>
+          <w:szCs w:val="22"/>
+        </w:rPr>
+        <w:t xml:space="preserve">Την αίτηση με </w:t>
+      </w:r>
+      <w:r>
+        <w:rPr>
+          <w:rFonts w:asciiTheme="minorHAnsi" w:hAnsiTheme="minorHAnsi"/>
+          <w:sz w:val="22"/>
+          <w:szCs w:val="22"/>
+        </w:rPr>
+        <w:t xml:space="preserve">Α.Π. </w:t>
+      </w:r>
+      <w:r>
+        <w:rPr>
+          <w:rFonts w:asciiTheme="minorHAnsi" w:hAnsiTheme="minorHAnsi"/>
+          <w:sz w:val="22"/>
+          <w:szCs w:val="22"/>
+        </w:rPr>
+        <w:t>{{</w:t>
+      </w:r>
+      <w:r>
+        <w:rPr>
+          <w:rFonts w:asciiTheme="minorHAnsi" w:hAnsiTheme="minorHAnsi"/>
+          <w:sz w:val="22"/>
+          <w:szCs w:val="22"/>
+        </w:rPr>
+        <w:t xml:space="preserve"> </w:t>
+      </w:r>
+      <w:proofErr w:type="spellStart"/>
+      <w:r>
+        <w:rPr>
+          <w:rFonts w:asciiTheme="minorHAnsi" w:hAnsiTheme="minorHAnsi"/>
+          <w:sz w:val="22"/>
+          <w:szCs w:val="22"/>
+        </w:rPr>
+        <w:t>protocollo</w:t>
+      </w:r>
+      <w:r>
+        <w:rPr>
+          <w:rFonts w:asciiTheme="minorHAnsi" w:hAnsiTheme="minorHAnsi"/>
+          <w:sz w:val="22"/>
+          <w:szCs w:val="22"/>
+        </w:rPr>
+        <w:t>_</w:t>
+      </w:r>
+      <w:r>
+        <w:rPr>
+          <w:rFonts w:asciiTheme="minorHAnsi" w:hAnsiTheme="minorHAnsi"/>
+          <w:sz w:val="22"/>
+          <w:szCs w:val="22"/>
+        </w:rPr>
+        <w:t>aithshs</w:t>
+      </w:r>
+      <w:proofErr w:type="spellEnd"/>
+      <w:r>
+        <w:rPr>
+          <w:rFonts w:asciiTheme="minorHAnsi" w:hAnsiTheme="minorHAnsi"/>
+          <w:sz w:val="22"/>
+          <w:szCs w:val="22"/>
+        </w:rPr>
+        <w:t xml:space="preserve"> }}</w:t>
+      </w:r>
+      <w:r>
+        <w:rPr>
+          <w:rFonts w:asciiTheme="minorHAnsi" w:hAnsiTheme="minorHAnsi"/>
+          <w:sz w:val="22"/>
+          <w:szCs w:val="22"/>
+        </w:rPr>
+        <w:t>/</w:t>
+      </w:r>
+      <w:r>
+        <w:rPr>
+          <w:rFonts w:asciiTheme="minorHAnsi" w:hAnsiTheme="minorHAnsi"/>
+          <w:sz w:val="22"/>
+          <w:szCs w:val="22"/>
+        </w:rPr>
+        <w:t xml:space="preserve">{{ </w:t>
+      </w:r>
+      <w:proofErr w:type="spellStart"/>
+      <w:r>
+        <w:rPr>
+          <w:rFonts w:asciiTheme="minorHAnsi" w:hAnsiTheme="minorHAnsi"/>
+          <w:sz w:val="22"/>
+          <w:szCs w:val="22"/>
+        </w:rPr>
+        <w:t>hmer</w:t>
+      </w:r>
+      <w:r>
+        <w:rPr>
+          <w:rFonts w:asciiTheme="minorHAnsi" w:hAnsiTheme="minorHAnsi"/>
+          <w:sz w:val="22"/>
+          <w:szCs w:val="22"/>
+        </w:rPr>
+        <w:t>_</w:t>
+      </w:r>
+      <w:r>
+        <w:rPr>
+          <w:rFonts w:asciiTheme="minorHAnsi" w:hAnsiTheme="minorHAnsi"/>
+          <w:sz w:val="22"/>
+          <w:szCs w:val="22"/>
+        </w:rPr>
+        <w:t>protocollou</w:t>
+      </w:r>
+      <w:r>
+        <w:rPr>
+          <w:rFonts w:asciiTheme="minorHAnsi" w:hAnsiTheme="minorHAnsi"/>
+          <w:sz w:val="22"/>
+          <w:szCs w:val="22"/>
+        </w:rPr>
+        <w:t>_</w:t>
+      </w:r>
+      <w:r>
+        <w:rPr>
+          <w:rFonts w:asciiTheme="minorHAnsi" w:hAnsiTheme="minorHAnsi"/>
+          <w:sz w:val="22"/>
+          <w:szCs w:val="22"/>
+        </w:rPr>
+        <w:t>aithshs</w:t>
+      </w:r>
+      <w:proofErr w:type="spellEnd"/>
+      <w:r>
+        <w:rPr>
+          <w:rFonts w:asciiTheme="minorHAnsi" w:hAnsiTheme="minorHAnsi"/>
+          <w:sz w:val="22"/>
+          <w:szCs w:val="22"/>
+        </w:rPr>
+        <w:t>}}</w:t>
+      </w:r>
+      <w:r>
+        <w:rPr>
+          <w:rFonts w:asciiTheme="minorHAnsi" w:hAnsiTheme="minorHAnsi"/>
+          <w:sz w:val="22"/>
+          <w:szCs w:val="22"/>
+        </w:rPr>
+        <w:t>,</w:t>
+      </w:r>
+      <w:r>
+        <w:rPr>
+          <w:rFonts w:asciiTheme="minorHAnsi" w:hAnsiTheme="minorHAnsi"/>
+          <w:sz w:val="22"/>
+          <w:szCs w:val="22"/>
+        </w:rPr>
+        <w:t xml:space="preserve"> </w:t>
+      </w:r>
+      <w:r>
+        <w:rPr>
+          <w:rFonts w:asciiTheme="minorHAnsi" w:hAnsiTheme="minorHAnsi"/>
+          <w:sz w:val="22"/>
+          <w:szCs w:val="22"/>
+        </w:rPr>
+        <w:t>του</w:t>
+      </w:r>
+      <w:r>
+        <w:rPr>
+          <w:rFonts w:asciiTheme="minorHAnsi" w:hAnsiTheme="minorHAnsi"/>
+          <w:sz w:val="22"/>
+          <w:szCs w:val="22"/>
+        </w:rPr>
+        <w:t>/</w:t>
+      </w:r>
+      <w:r>
+        <w:rPr>
+          <w:rFonts w:asciiTheme="minorHAnsi" w:hAnsiTheme="minorHAnsi"/>
+          <w:sz w:val="22"/>
+          <w:szCs w:val="22"/>
+        </w:rPr>
+        <w:t xml:space="preserve">της εκπαιδευτικού {{ </w:t>
+      </w:r>
+      <w:proofErr w:type="spellStart"/>
+      <w:r>
+        <w:rPr>
+          <w:rFonts w:asciiTheme="minorHAnsi" w:hAnsiTheme="minorHAnsi"/>
+          <w:sz w:val="22"/>
+          <w:szCs w:val="22"/>
+        </w:rPr>
+        <w:t>eponymo</w:t>
+      </w:r>
+      <w:proofErr w:type="spellEnd"/>
+      <w:r>
+        <w:rPr>
+          <w:rFonts w:asciiTheme="minorHAnsi" w:hAnsiTheme="minorHAnsi"/>
+          <w:sz w:val="22"/>
+          <w:szCs w:val="22"/>
+        </w:rPr>
+        <w:t>_</w:t>
+      </w:r>
+      <w:r>
+        <w:rPr>
+          <w:rFonts w:asciiTheme="minorHAnsi" w:hAnsiTheme="minorHAnsi"/>
+          <w:sz w:val="22"/>
+          <w:szCs w:val="22"/>
+          <w:lang w:val="en-US"/>
+        </w:rPr>
+        <w:t>gen</w:t>
+      </w:r>
+      <w:r>
+        <w:rPr>
+          <w:rFonts w:asciiTheme="minorHAnsi" w:hAnsiTheme="minorHAnsi"/>
+          <w:sz w:val="22"/>
+          <w:szCs w:val="22"/>
+        </w:rPr>
+        <w:t xml:space="preserve"> }} </w:t>
+      </w:r>
+      <w:r>
+        <w:rPr>
+          <w:rFonts w:asciiTheme="minorHAnsi" w:hAnsiTheme="minorHAnsi"/>
+          <w:sz w:val="22"/>
+          <w:szCs w:val="22"/>
+        </w:rPr>
+        <w:t xml:space="preserve">{{ </w:t>
+      </w:r>
+      <w:proofErr w:type="spellStart"/>
+      <w:r>
+        <w:rPr>
+          <w:rFonts w:asciiTheme="minorHAnsi" w:hAnsiTheme="minorHAnsi"/>
+          <w:sz w:val="22"/>
+          <w:szCs w:val="22"/>
+        </w:rPr>
+        <w:t>onoma</w:t>
+      </w:r>
+      <w:proofErr w:type="spellEnd"/>
+      <w:r>
+        <w:rPr>
+          <w:rFonts w:asciiTheme="minorHAnsi" w:hAnsiTheme="minorHAnsi"/>
+          <w:sz w:val="22"/>
+          <w:szCs w:val="22"/>
+        </w:rPr>
+        <w:t>_</w:t>
+      </w:r>
+      <w:r>
+        <w:rPr>
+          <w:rFonts w:asciiTheme="minorHAnsi" w:hAnsiTheme="minorHAnsi"/>
+          <w:sz w:val="22"/>
+          <w:szCs w:val="22"/>
+          <w:lang w:val="en-US"/>
+        </w:rPr>
+        <w:t>gen</w:t>
+      </w:r>
+      <w:r>
+        <w:rPr>
+          <w:rFonts w:asciiTheme="minorHAnsi" w:hAnsiTheme="minorHAnsi"/>
+          <w:sz w:val="22"/>
+          <w:szCs w:val="22"/>
+        </w:rPr>
+        <w:t xml:space="preserve"> }} </w:t>
+      </w:r>
+      <w:r>
+        <w:rPr>
+          <w:rFonts w:asciiTheme="minorHAnsi" w:hAnsiTheme="minorHAnsi"/>
+          <w:sz w:val="22"/>
+          <w:szCs w:val="22"/>
+        </w:rPr>
+        <w:t>με</w:t>
+      </w:r>
+      <w:r>
+        <w:rPr>
+          <w:rFonts w:asciiTheme="minorHAnsi" w:hAnsiTheme="minorHAnsi"/>
+          <w:sz w:val="22"/>
+          <w:szCs w:val="22"/>
+        </w:rPr>
+        <w:t xml:space="preserve"> </w:t>
+      </w:r>
+      <w:r>
+        <w:rPr>
+          <w:rFonts w:asciiTheme="minorHAnsi" w:hAnsiTheme="minorHAnsi"/>
+          <w:sz w:val="22"/>
+          <w:szCs w:val="22"/>
+        </w:rPr>
+        <w:t xml:space="preserve">ΑΜ </w:t>
+      </w:r>
+      <w:r>
+        <w:rPr>
+          <w:rFonts w:asciiTheme="minorHAnsi" w:hAnsiTheme="minorHAnsi"/>
+          <w:sz w:val="22"/>
+          <w:szCs w:val="22"/>
+        </w:rPr>
+        <w:t>{{</w:t>
+      </w:r>
+      <w:proofErr w:type="spellStart"/>
+      <w:r>
+        <w:rPr>
+          <w:rFonts w:asciiTheme="minorHAnsi" w:hAnsiTheme="minorHAnsi"/>
+          <w:sz w:val="22"/>
+          <w:szCs w:val="22"/>
+        </w:rPr>
+        <w:t>mitrwo</w:t>
+      </w:r>
+      <w:proofErr w:type="spellEnd"/>
+      <w:r>
+        <w:rPr>
+          <w:rFonts w:asciiTheme="minorHAnsi" w:hAnsiTheme="minorHAnsi"/>
+          <w:sz w:val="22"/>
+          <w:szCs w:val="22"/>
+        </w:rPr>
+        <w:t>}}</w:t>
+      </w:r>
+      <w:r>
+        <w:rPr>
+          <w:rFonts w:asciiTheme="minorHAnsi" w:hAnsiTheme="minorHAnsi"/>
+          <w:sz w:val="22"/>
+          <w:szCs w:val="22"/>
+        </w:rPr>
+        <w:t xml:space="preserve"> </w:t>
+      </w:r>
+      <w:r>
+        <w:rPr>
+          <w:rFonts w:asciiTheme="minorHAnsi" w:hAnsiTheme="minorHAnsi"/>
+          <w:sz w:val="22"/>
+          <w:szCs w:val="22"/>
+        </w:rPr>
+        <w:t xml:space="preserve">κλάδου </w:t>
+      </w:r>
+      <w:r>
+        <w:rPr>
+          <w:rFonts w:asciiTheme="minorHAnsi" w:hAnsiTheme="minorHAnsi"/>
+          <w:sz w:val="22"/>
+          <w:szCs w:val="22"/>
+        </w:rPr>
+        <w:t xml:space="preserve">{{ </w:t>
+      </w:r>
+      <w:proofErr w:type="spellStart"/>
+      <w:r>
+        <w:rPr>
+          <w:rFonts w:asciiTheme="minorHAnsi" w:hAnsiTheme="minorHAnsi"/>
+          <w:sz w:val="22"/>
+          <w:szCs w:val="22"/>
+        </w:rPr>
+        <w:t>klados</w:t>
+      </w:r>
+      <w:proofErr w:type="spellEnd"/>
+      <w:r>
+        <w:rPr>
+          <w:rFonts w:asciiTheme="minorHAnsi" w:hAnsiTheme="minorHAnsi"/>
+          <w:sz w:val="22"/>
+          <w:szCs w:val="22"/>
+        </w:rPr>
+        <w:t xml:space="preserve"> }}</w:t>
+      </w:r>
+      <w:r>
+        <w:rPr>
+          <w:rFonts w:asciiTheme="minorHAnsi" w:hAnsiTheme="minorHAnsi"/>
+          <w:sz w:val="22"/>
+          <w:szCs w:val="22"/>
+        </w:rPr>
+        <w:t xml:space="preserve">, με την οποία ζητά την χορήγηση </w:t>
+      </w:r>
+      <w:r>
+        <w:rPr>
+          <w:rFonts w:asciiTheme="minorHAnsi" w:hAnsiTheme="minorHAnsi"/>
+          <w:sz w:val="22"/>
+          <w:szCs w:val="22"/>
+        </w:rPr>
+        <w:t xml:space="preserve">αναρρωτικής άδειας {{ </w:t>
+      </w:r>
+      <w:proofErr w:type="spellStart"/>
+      <w:r>
+        <w:rPr>
+          <w:rFonts w:asciiTheme="minorHAnsi" w:hAnsiTheme="minorHAnsi"/>
+          <w:sz w:val="22"/>
+          <w:szCs w:val="22"/>
+        </w:rPr>
+        <w:t>days</w:t>
+      </w:r>
+      <w:r>
+        <w:rPr>
+          <w:rFonts w:asciiTheme="minorHAnsi" w:hAnsiTheme="minorHAnsi"/>
+          <w:sz w:val="22"/>
+          <w:szCs w:val="22"/>
+        </w:rPr>
+        <w:t>_</w:t>
+      </w:r>
+      <w:r>
+        <w:rPr>
+          <w:rFonts w:asciiTheme="minorHAnsi" w:hAnsiTheme="minorHAnsi"/>
+          <w:sz w:val="22"/>
+          <w:szCs w:val="22"/>
+        </w:rPr>
+        <w:t>lektiko</w:t>
+      </w:r>
+      <w:proofErr w:type="spellEnd"/>
+      <w:r>
+        <w:rPr>
+          <w:rFonts w:asciiTheme="minorHAnsi" w:hAnsiTheme="minorHAnsi"/>
+          <w:sz w:val="22"/>
+          <w:szCs w:val="22"/>
+        </w:rPr>
+        <w:t xml:space="preserve"> </w:t>
+      </w:r>
+      <w:r>
+        <w:rPr>
+          <w:rFonts w:asciiTheme="minorHAnsi" w:hAnsiTheme="minorHAnsi"/>
+          <w:sz w:val="22"/>
+          <w:szCs w:val="22"/>
+        </w:rPr>
+        <w:t xml:space="preserve">}} </w:t>
+      </w:r>
+      <w:r>
+        <w:rPr>
+          <w:rFonts w:asciiTheme="minorHAnsi" w:hAnsiTheme="minorHAnsi"/>
+          <w:sz w:val="22"/>
+          <w:szCs w:val="22"/>
+        </w:rPr>
+        <w:t>με αποδοχές</w:t>
+      </w:r>
+      <w:r>
+        <w:rPr>
+          <w:rFonts w:asciiTheme="minorHAnsi" w:hAnsiTheme="minorHAnsi"/>
+          <w:sz w:val="22"/>
+          <w:szCs w:val="22"/>
+        </w:rPr>
+        <w:t>.</w:t>
+      </w:r>
     </w:p>
     <w:p>
       <w:pPr>
@@ -4442,7 +4858,7 @@
 </file>
 
 <file path=customXml/itemProps1.xml><?xml version="1.0" encoding="utf-8"?>
-<ds:datastoreItem xmlns:ds="http://schemas.openxmlformats.org/officeDocument/2006/customXml" ds:itemID="{72AA1095-405E-4EC0-BCA0-568EEDEBD427}">
+<ds:datastoreItem xmlns:ds="http://schemas.openxmlformats.org/officeDocument/2006/customXml" ds:itemID="{515111CB-F186-481A-B7C2-CC299246BE62}">
   <ds:schemaRefs>
     <ds:schemaRef ds:uri="http://schemas.openxmlformats.org/officeDocument/2006/bibliography"/>
   </ds:schemaRefs>
